--- a/public/downloads/resume-ru.docx
+++ b/public/downloads/resume-ru.docx
@@ -8,14 +8,14 @@
         <w:keepNext/>
         <w:keepLines/>
         <w:widowControl/>
-        <w:spacing w:before="0" w:after="100" w:line="580" w:lineRule="exact"/>
+        <w:spacing w:before="0" w:after="80" w:line="620" w:lineRule="exact"/>
       </w:pPr>
       <w:r>
         <w:rPr>
-          <w:rFonts w:ascii="Arial" w:hAnsi="Arial"/>
+          <w:rFonts w:ascii="Segoe UI" w:hAnsi="Segoe UI"/>
           <w:b/>
-          <w:color w:val="000000"/>
-          <w:sz w:val="48"/>
+          <w:color w:val="292925"/>
+          <w:sz w:val="54"/>
           <w:lang w:val="ru-RU"/>
         </w:rPr>
         <w:t>Владислав Калашников</w:t>
@@ -26,17 +26,17 @@
         <w:keepNext/>
         <w:keepLines/>
         <w:widowControl/>
-        <w:spacing w:before="0" w:after="100" w:line="300" w:lineRule="exact"/>
+        <w:spacing w:before="0" w:after="100" w:line="320" w:lineRule="exact"/>
       </w:pPr>
       <w:r>
         <w:rPr>
-          <w:rFonts w:ascii="Arial" w:hAnsi="Arial"/>
+          <w:rFonts w:ascii="Segoe UI" w:hAnsi="Segoe UI"/>
           <w:b w:val="0"/>
-          <w:color w:val="000000"/>
+          <w:color w:val="B74B34"/>
           <w:sz w:val="24"/>
           <w:lang w:val="ru-RU"/>
         </w:rPr>
-        <w:t>Backend-разработчик - Python / TypeScript</w:t>
+        <w:t>Backend-разработчик</w:t>
       </w:r>
     </w:p>
     <w:p>
@@ -44,13 +44,13 @@
         <w:keepNext w:val="0"/>
         <w:keepLines/>
         <w:widowControl/>
-        <w:spacing w:before="0" w:after="60" w:line="240" w:lineRule="exact"/>
+        <w:spacing w:before="0" w:after="40" w:line="248" w:lineRule="exact"/>
       </w:pPr>
       <w:r>
         <w:rPr>
-          <w:rFonts w:ascii="Arial" w:hAnsi="Arial"/>
+          <w:rFonts w:ascii="Segoe UI" w:hAnsi="Segoe UI"/>
           <w:b w:val="0"/>
-          <w:color w:val="000000"/>
+          <w:color w:val="696A64"/>
           <w:sz w:val="18"/>
           <w:lang w:val="ru-RU"/>
         </w:rPr>
@@ -59,8 +59,8 @@
       <w:hyperlink r:id="rId9">
         <w:r>
           <w:rPr>
-            <w:rFonts w:ascii="Arial" w:hAnsi="Arial"/>
-            <w:color w:val="000000"/>
+            <w:rFonts w:ascii="Segoe UI" w:hAnsi="Segoe UI"/>
+            <w:color w:val="696A64"/>
             <w:sz w:val="19"/>
             <w:u w:val="single"/>
             <w:lang w:val="ru-RU"/>
@@ -70,9 +70,9 @@
       </w:hyperlink>
       <w:r>
         <w:rPr>
-          <w:rFonts w:ascii="Arial" w:hAnsi="Arial"/>
+          <w:rFonts w:ascii="Segoe UI" w:hAnsi="Segoe UI"/>
           <w:b w:val="0"/>
-          <w:color w:val="000000"/>
+          <w:color w:val="696A64"/>
           <w:sz w:val="18"/>
           <w:lang w:val="ru-RU"/>
         </w:rPr>
@@ -83,13 +83,13 @@
         <w:keepNext w:val="0"/>
         <w:keepLines/>
         <w:widowControl/>
-        <w:spacing w:before="0" w:after="60" w:line="240" w:lineRule="exact"/>
+        <w:spacing w:before="0" w:after="40" w:line="248" w:lineRule="exact"/>
       </w:pPr>
       <w:r>
         <w:rPr>
-          <w:rFonts w:ascii="Arial" w:hAnsi="Arial"/>
+          <w:rFonts w:ascii="Segoe UI" w:hAnsi="Segoe UI"/>
           <w:b w:val="0"/>
-          <w:color w:val="000000"/>
+          <w:color w:val="696A64"/>
           <w:sz w:val="18"/>
           <w:lang w:val="ru-RU"/>
         </w:rPr>
@@ -97,8 +97,8 @@
       <w:hyperlink r:id="rId10">
         <w:r>
           <w:rPr>
-            <w:rFonts w:ascii="Arial" w:hAnsi="Arial"/>
-            <w:color w:val="000000"/>
+            <w:rFonts w:ascii="Segoe UI" w:hAnsi="Segoe UI"/>
+            <w:color w:val="696A64"/>
             <w:sz w:val="19"/>
             <w:u w:val="single"/>
             <w:lang w:val="ru-RU"/>
@@ -108,9 +108,9 @@
       </w:hyperlink>
       <w:r>
         <w:rPr>
-          <w:rFonts w:ascii="Arial" w:hAnsi="Arial"/>
+          <w:rFonts w:ascii="Segoe UI" w:hAnsi="Segoe UI"/>
           <w:b w:val="0"/>
-          <w:color w:val="000000"/>
+          <w:color w:val="696A64"/>
           <w:sz w:val="18"/>
           <w:lang w:val="ru-RU"/>
         </w:rPr>
@@ -119,8 +119,8 @@
       <w:hyperlink r:id="rId11">
         <w:r>
           <w:rPr>
-            <w:rFonts w:ascii="Arial" w:hAnsi="Arial"/>
-            <w:color w:val="000000"/>
+            <w:rFonts w:ascii="Segoe UI" w:hAnsi="Segoe UI"/>
+            <w:color w:val="696A64"/>
             <w:sz w:val="19"/>
             <w:u w:val="single"/>
             <w:lang w:val="ru-RU"/>
@@ -130,9 +130,9 @@
       </w:hyperlink>
       <w:r>
         <w:rPr>
-          <w:rFonts w:ascii="Arial" w:hAnsi="Arial"/>
+          <w:rFonts w:ascii="Segoe UI" w:hAnsi="Segoe UI"/>
           <w:b w:val="0"/>
-          <w:color w:val="000000"/>
+          <w:color w:val="696A64"/>
           <w:sz w:val="18"/>
           <w:lang w:val="ru-RU"/>
         </w:rPr>
@@ -144,17 +144,17 @@
         <w:keepNext/>
         <w:keepLines/>
         <w:widowControl/>
-        <w:spacing w:before="260" w:after="100" w:line="280" w:lineRule="exact"/>
+        <w:spacing w:before="180" w:after="80" w:line="280" w:lineRule="exact"/>
       </w:pPr>
       <w:r>
         <w:rPr>
-          <w:rFonts w:ascii="Arial" w:hAnsi="Arial"/>
+          <w:rFonts w:ascii="Segoe UI" w:hAnsi="Segoe UI"/>
           <w:b/>
-          <w:color w:val="000000"/>
-          <w:sz w:val="22"/>
+          <w:color w:val="B74B34"/>
+          <w:sz w:val="21"/>
           <w:lang w:val="ru-RU"/>
         </w:rPr>
-        <w:t>О себе</w:t>
+        <w:t>Профиль</w:t>
       </w:r>
     </w:p>
     <w:p>
@@ -162,17 +162,17 @@
         <w:keepNext w:val="0"/>
         <w:keepLines/>
         <w:widowControl/>
-        <w:spacing w:before="0" w:after="80" w:line="272" w:lineRule="exact"/>
+        <w:spacing w:before="0" w:after="40" w:line="270" w:lineRule="exact"/>
       </w:pPr>
       <w:r>
         <w:rPr>
-          <w:rFonts w:ascii="Arial" w:hAnsi="Arial"/>
+          <w:rFonts w:ascii="Segoe UI" w:hAnsi="Segoe UI"/>
           <w:b w:val="0"/>
-          <w:color w:val="000000"/>
+          <w:color w:val="292925"/>
           <w:sz w:val="20"/>
           <w:lang w:val="ru-RU"/>
         </w:rPr>
-        <w:t>Пишу серверную часть веб-приложений на Python и TypeScript. Работал с системами заявок, записью на услуги, документами и Telegram-ботами. Проектирую базы данных, разрабатываю API и подключаю их к интерфейсу.</w:t>
+        <w:t>Разрабатываю API и интеграции для веб-сервисов. В дипломном проекте сделал загрузку документов и проверки доступа; для работающего сайта студии - синхронизацию цен и PDF с сохранением данных при сбоях. В личных инструментах работал с журналом событий и диагностикой Windows.</w:t>
       </w:r>
     </w:p>
     <w:p>
@@ -181,14 +181,359 @@
         <w:keepNext/>
         <w:keepLines/>
         <w:widowControl/>
-        <w:spacing w:before="260" w:after="100" w:line="280" w:lineRule="exact"/>
+        <w:spacing w:before="180" w:after="80" w:line="280" w:lineRule="exact"/>
       </w:pPr>
       <w:r>
         <w:rPr>
-          <w:rFonts w:ascii="Arial" w:hAnsi="Arial"/>
+          <w:rFonts w:ascii="Segoe UI" w:hAnsi="Segoe UI"/>
           <w:b/>
-          <w:color w:val="000000"/>
-          <w:sz w:val="22"/>
+          <w:color w:val="B74B34"/>
+          <w:sz w:val="21"/>
+          <w:lang w:val="ru-RU"/>
+        </w:rPr>
+        <w:t>Избранные работы</w:t>
+      </w:r>
+    </w:p>
+    <w:p>
+      <w:pPr>
+        <w:keepNext/>
+        <w:keepLines/>
+        <w:widowControl/>
+        <w:spacing w:before="0" w:after="40" w:line="280" w:lineRule="exact"/>
+      </w:pPr>
+      <w:r>
+        <w:rPr>
+          <w:rFonts w:ascii="Segoe UI" w:hAnsi="Segoe UI"/>
+          <w:b/>
+          <w:color w:val="292925"/>
+          <w:sz w:val="21"/>
+          <w:lang w:val="ru-RU"/>
+        </w:rPr>
+        <w:t>Сайт студии - серверные интеграции | 2026</w:t>
+      </w:r>
+    </w:p>
+    <w:p>
+      <w:pPr>
+        <w:keepNext w:val="0"/>
+        <w:keepLines/>
+        <w:widowControl/>
+        <w:spacing w:before="0" w:after="40" w:line="270" w:lineRule="exact"/>
+      </w:pPr>
+      <w:r>
+        <w:rPr>
+          <w:rFonts w:ascii="Segoe UI" w:hAnsi="Segoe UI"/>
+          <w:b w:val="0"/>
+          <w:color w:val="292925"/>
+          <w:sz w:val="20"/>
+          <w:lang w:val="ru-RU"/>
+        </w:rPr>
+        <w:t>Опубликованный сайт услуг; бронирование выполняет DIKIDI, а сайт получает и проверяет прайс из внешнего источника.</w:t>
+      </w:r>
+    </w:p>
+    <w:p>
+      <w:pPr>
+        <w:keepNext w:val="0"/>
+        <w:keepLines/>
+        <w:widowControl/>
+        <w:tabs>
+          <w:tab w:pos="240" w:val="left"/>
+        </w:tabs>
+        <w:spacing w:before="0" w:after="50" w:line="270" w:lineRule="exact"/>
+        <w:ind w:left="240" w:hanging="200"/>
+        <w:numPr>
+          <w:ilvl w:val="0"/>
+          <w:numId w:val="10"/>
+        </w:numPr>
+      </w:pPr>
+      <w:r>
+        <w:rPr>
+          <w:rFonts w:ascii="Segoe UI" w:hAnsi="Segoe UI"/>
+          <w:b w:val="0"/>
+          <w:color w:val="292925"/>
+          <w:sz w:val="20"/>
+          <w:lang w:val="ru-RU"/>
+        </w:rPr>
+        <w:t>Обновлял цены каждые пять минут. При ошибке или неполном ответе сохранял последнюю проверенную версию с пометкой устаревания.</w:t>
+      </w:r>
+    </w:p>
+    <w:p>
+      <w:pPr>
+        <w:keepNext w:val="0"/>
+        <w:keepLines/>
+        <w:widowControl/>
+        <w:tabs>
+          <w:tab w:pos="240" w:val="left"/>
+        </w:tabs>
+        <w:spacing w:before="0" w:after="50" w:line="270" w:lineRule="exact"/>
+        <w:ind w:left="240" w:hanging="200"/>
+        <w:numPr>
+          <w:ilvl w:val="0"/>
+          <w:numId w:val="10"/>
+        </w:numPr>
+      </w:pPr>
+      <w:r>
+        <w:rPr>
+          <w:rFonts w:ascii="Segoe UI" w:hAnsi="Segoe UI"/>
+          <w:b w:val="0"/>
+          <w:color w:val="292925"/>
+          <w:sz w:val="20"/>
+          <w:lang w:val="ru-RU"/>
+        </w:rPr>
+        <w:t>Синхронизировал PDF без удаления прежней копии при сбое. Тестами проверил параллельные запросы, невалидные данные, отказ источника и восстановление после перезапуска.</w:t>
+      </w:r>
+    </w:p>
+    <w:p>
+      <w:pPr>
+        <w:keepNext/>
+        <w:keepLines/>
+        <w:widowControl/>
+        <w:spacing w:before="0" w:after="40" w:line="280" w:lineRule="exact"/>
+      </w:pPr>
+      <w:r>
+        <w:rPr>
+          <w:rFonts w:ascii="Segoe UI" w:hAnsi="Segoe UI"/>
+          <w:b/>
+          <w:color w:val="292925"/>
+          <w:sz w:val="21"/>
+          <w:lang w:val="ru-RU"/>
+        </w:rPr>
+        <w:t>Поток событий и внешние API | 2026</w:t>
+      </w:r>
+    </w:p>
+    <w:p>
+      <w:pPr>
+        <w:keepNext w:val="0"/>
+        <w:keepLines/>
+        <w:widowControl/>
+        <w:spacing w:before="0" w:after="40" w:line="270" w:lineRule="exact"/>
+      </w:pPr>
+      <w:r>
+        <w:rPr>
+          <w:rFonts w:ascii="Segoe UI" w:hAnsi="Segoe UI"/>
+          <w:b w:val="0"/>
+          <w:color w:val="292925"/>
+          <w:sz w:val="20"/>
+          <w:lang w:val="ru-RU"/>
+        </w:rPr>
+        <w:t>Инструмент для приёма внешних событий и HTTP-данных с возможностью разбора после сбоя.</w:t>
+      </w:r>
+    </w:p>
+    <w:p>
+      <w:pPr>
+        <w:keepNext w:val="0"/>
+        <w:keepLines/>
+        <w:widowControl/>
+        <w:tabs>
+          <w:tab w:pos="240" w:val="left"/>
+        </w:tabs>
+        <w:spacing w:before="0" w:after="50" w:line="270" w:lineRule="exact"/>
+        <w:ind w:left="240" w:hanging="200"/>
+        <w:numPr>
+          <w:ilvl w:val="0"/>
+          <w:numId w:val="10"/>
+        </w:numPr>
+      </w:pPr>
+      <w:r>
+        <w:rPr>
+          <w:rFonts w:ascii="Segoe UI" w:hAnsi="Segoe UI"/>
+          <w:b w:val="0"/>
+          <w:color w:val="292925"/>
+          <w:sz w:val="20"/>
+          <w:lang w:val="ru-RU"/>
+        </w:rPr>
+        <w:t>В Rust записывал исходные события пакетами в сегментный журнал до декодирования; ограниченный канал сдерживает приём при перегрузке. Тесты проверяют порядок и переполнение.</w:t>
+      </w:r>
+    </w:p>
+    <w:p>
+      <w:pPr>
+        <w:keepNext w:val="0"/>
+        <w:keepLines/>
+        <w:widowControl/>
+        <w:tabs>
+          <w:tab w:pos="240" w:val="left"/>
+        </w:tabs>
+        <w:spacing w:before="0" w:after="50" w:line="270" w:lineRule="exact"/>
+        <w:ind w:left="240" w:hanging="200"/>
+        <w:numPr>
+          <w:ilvl w:val="0"/>
+          <w:numId w:val="10"/>
+        </w:numPr>
+      </w:pPr>
+      <w:r>
+        <w:rPr>
+          <w:rFonts w:ascii="Segoe UI" w:hAnsi="Segoe UI"/>
+          <w:b w:val="0"/>
+          <w:color w:val="292925"/>
+          <w:sz w:val="20"/>
+          <w:lang w:val="ru-RU"/>
+        </w:rPr>
+        <w:t>В Python-клиенте обработал 429/Retry-After, паузы по источникам и восстановление отложенных запросов после перезапуска. Тесты проверяют независимость источников.</w:t>
+      </w:r>
+    </w:p>
+    <w:p>
+      <w:pPr>
+        <w:keepNext/>
+        <w:keepLines/>
+        <w:widowControl/>
+        <w:spacing w:before="0" w:after="40" w:line="280" w:lineRule="exact"/>
+      </w:pPr>
+      <w:r>
+        <w:rPr>
+          <w:rFonts w:ascii="Segoe UI" w:hAnsi="Segoe UI"/>
+          <w:b/>
+          <w:color w:val="292925"/>
+          <w:sz w:val="21"/>
+          <w:lang w:val="ru-RU"/>
+        </w:rPr>
+        <w:t>Antiplag - дипломный проект | 2026</w:t>
+      </w:r>
+    </w:p>
+    <w:p>
+      <w:pPr>
+        <w:keepNext w:val="0"/>
+        <w:keepLines/>
+        <w:widowControl/>
+        <w:spacing w:before="0" w:after="40" w:line="270" w:lineRule="exact"/>
+      </w:pPr>
+      <w:r>
+        <w:rPr>
+          <w:rFonts w:ascii="Segoe UI" w:hAnsi="Segoe UI"/>
+          <w:b w:val="0"/>
+          <w:color w:val="292925"/>
+          <w:sz w:val="20"/>
+          <w:lang w:val="ru-RU"/>
+        </w:rPr>
+        <w:t>Дипломный прототип для загрузки документов по группам; алгоритм проверки оригинальности не реализован.</w:t>
+      </w:r>
+    </w:p>
+    <w:p>
+      <w:pPr>
+        <w:keepNext w:val="0"/>
+        <w:keepLines/>
+        <w:widowControl/>
+        <w:tabs>
+          <w:tab w:pos="240" w:val="left"/>
+        </w:tabs>
+        <w:spacing w:before="0" w:after="50" w:line="270" w:lineRule="exact"/>
+        <w:ind w:left="240" w:hanging="200"/>
+        <w:numPr>
+          <w:ilvl w:val="0"/>
+          <w:numId w:val="10"/>
+        </w:numPr>
+      </w:pPr>
+      <w:r>
+        <w:rPr>
+          <w:rFonts w:ascii="Segoe UI" w:hAnsi="Segoe UI"/>
+          <w:b w:val="0"/>
+          <w:color w:val="292925"/>
+          <w:sz w:val="20"/>
+          <w:lang w:val="ru-RU"/>
+        </w:rPr>
+        <w:t>На Bun/Hono сделал загрузку PDF, DOC, DOCX и TXT с проверкой типа и размера, метаданные в PostgreSQL и маршруты документов с проверками роли и владельца.</w:t>
+      </w:r>
+    </w:p>
+    <w:p>
+      <w:pPr>
+        <w:keepNext w:val="0"/>
+        <w:keepLines/>
+        <w:widowControl/>
+        <w:tabs>
+          <w:tab w:pos="240" w:val="left"/>
+        </w:tabs>
+        <w:spacing w:before="0" w:after="50" w:line="270" w:lineRule="exact"/>
+        <w:ind w:left="240" w:hanging="200"/>
+        <w:numPr>
+          <w:ilvl w:val="0"/>
+          <w:numId w:val="10"/>
+        </w:numPr>
+      </w:pPr>
+      <w:r>
+        <w:rPr>
+          <w:rFonts w:ascii="Segoe UI" w:hAnsi="Segoe UI"/>
+          <w:b w:val="0"/>
+          <w:color w:val="292925"/>
+          <w:sz w:val="20"/>
+          <w:lang w:val="ru-RU"/>
+        </w:rPr>
+        <w:t>Разделил авторизацию, документы и группы на модули, реализовал замену refresh-токена и связал API с React-интерфейсом.</w:t>
+      </w:r>
+    </w:p>
+    <w:p>
+      <w:pPr>
+        <w:keepNext/>
+        <w:keepLines/>
+        <w:widowControl/>
+        <w:spacing w:before="0" w:after="40" w:line="280" w:lineRule="exact"/>
+      </w:pPr>
+      <w:r>
+        <w:rPr>
+          <w:rFonts w:ascii="Segoe UI" w:hAnsi="Segoe UI"/>
+          <w:b/>
+          <w:color w:val="292925"/>
+          <w:sz w:val="21"/>
+          <w:lang w:val="ru-RU"/>
+        </w:rPr>
+        <w:t>WindowsTweaker - системный инструмент | 2026</w:t>
+      </w:r>
+    </w:p>
+    <w:p>
+      <w:pPr>
+        <w:keepNext w:val="0"/>
+        <w:keepLines/>
+        <w:widowControl/>
+        <w:spacing w:before="0" w:after="40" w:line="270" w:lineRule="exact"/>
+      </w:pPr>
+      <w:r>
+        <w:rPr>
+          <w:rFonts w:ascii="Segoe UI" w:hAnsi="Segoe UI"/>
+          <w:b w:val="0"/>
+          <w:color w:val="292925"/>
+          <w:sz w:val="20"/>
+          <w:lang w:val="ru-RU"/>
+        </w:rPr>
+        <w:t>Личная C#/.NET 10 и WPF утилита для диагностики настроек Windows.</w:t>
+      </w:r>
+    </w:p>
+    <w:p>
+      <w:pPr>
+        <w:keepNext w:val="0"/>
+        <w:keepLines/>
+        <w:widowControl/>
+        <w:tabs>
+          <w:tab w:pos="240" w:val="left"/>
+        </w:tabs>
+        <w:spacing w:before="0" w:after="50" w:line="270" w:lineRule="exact"/>
+        <w:ind w:left="240" w:hanging="200"/>
+        <w:numPr>
+          <w:ilvl w:val="0"/>
+          <w:numId w:val="10"/>
+        </w:numPr>
+      </w:pPr>
+      <w:r>
+        <w:rPr>
+          <w:rFonts w:ascii="Segoe UI" w:hAnsi="Segoe UI"/>
+          <w:b w:val="0"/>
+          <w:color w:val="292925"/>
+          <w:sz w:val="20"/>
+          <w:lang w:val="ru-RU"/>
+        </w:rPr>
+        <w:t>Сделал план без записи с проверкой применимости к редакции и сборке ОС; неизвестное состояние показано явно. Отдельно реализовал и тестировал журналируемый механизм применения, проверки и отката; интерфейс оставил диагностическим.</w:t>
+      </w:r>
+    </w:p>
+    <w:p>
+      <w:pPr>
+        <w:pStyle w:val="Heading1"/>
+        <w:keepNext/>
+        <w:keepLines/>
+        <w:widowControl/>
+        <w:spacing w:before="180" w:after="80" w:line="280" w:lineRule="exact"/>
+      </w:pPr>
+      <w:r>
+        <w:rPr>
+          <w:rFonts w:ascii="Segoe UI" w:hAnsi="Segoe UI"/>
+          <w:b/>
+          <w:color w:val="B74B34"/>
+          <w:sz w:val="21"/>
           <w:lang w:val="ru-RU"/>
         </w:rPr>
         <w:t>Навыки</w:t>
@@ -199,27 +544,27 @@
         <w:keepNext w:val="0"/>
         <w:keepLines/>
         <w:widowControl/>
-        <w:spacing w:before="0" w:after="80" w:line="272" w:lineRule="exact"/>
+        <w:spacing w:before="0" w:after="40" w:line="270" w:lineRule="exact"/>
       </w:pPr>
       <w:r>
         <w:rPr>
-          <w:rFonts w:ascii="Arial" w:hAnsi="Arial"/>
+          <w:rFonts w:ascii="Segoe UI" w:hAnsi="Segoe UI"/>
           <w:b/>
-          <w:color w:val="000000"/>
+          <w:color w:val="292925"/>
           <w:sz w:val="20"/>
           <w:lang w:val="ru-RU"/>
         </w:rPr>
-        <w:t>Основной стек:</w:t>
+        <w:t>Backend и данные:</w:t>
       </w:r>
       <w:r>
         <w:rPr>
-          <w:rFonts w:ascii="Arial" w:hAnsi="Arial"/>
+          <w:rFonts w:ascii="Segoe UI" w:hAnsi="Segoe UI"/>
           <w:b w:val="0"/>
-          <w:color w:val="000000"/>
+          <w:color w:val="292925"/>
           <w:sz w:val="20"/>
           <w:lang w:val="ru-RU"/>
         </w:rPr>
-        <w:t xml:space="preserve"> Python, Django, Django REST Framework, TypeScript, Node.js, PostgreSQL, SQL.</w:t>
+        <w:t xml:space="preserve"> TypeScript, Bun/Hono, Node.js, Python, PostgreSQL, SQL, HTTP API.</w:t>
       </w:r>
     </w:p>
     <w:p>
@@ -227,27 +572,27 @@
         <w:keepNext w:val="0"/>
         <w:keepLines/>
         <w:widowControl/>
-        <w:spacing w:before="0" w:after="80" w:line="272" w:lineRule="exact"/>
+        <w:spacing w:before="0" w:after="40" w:line="270" w:lineRule="exact"/>
       </w:pPr>
       <w:r>
         <w:rPr>
-          <w:rFonts w:ascii="Arial" w:hAnsi="Arial"/>
+          <w:rFonts w:ascii="Segoe UI" w:hAnsi="Segoe UI"/>
           <w:b/>
-          <w:color w:val="000000"/>
+          <w:color w:val="292925"/>
           <w:sz w:val="20"/>
           <w:lang w:val="ru-RU"/>
         </w:rPr>
-        <w:t>Для запуска:</w:t>
+        <w:t>Системная разработка:</w:t>
       </w:r>
       <w:r>
         <w:rPr>
-          <w:rFonts w:ascii="Arial" w:hAnsi="Arial"/>
+          <w:rFonts w:ascii="Segoe UI" w:hAnsi="Segoe UI"/>
           <w:b w:val="0"/>
-          <w:color w:val="000000"/>
+          <w:color w:val="292925"/>
           <w:sz w:val="20"/>
           <w:lang w:val="ru-RU"/>
         </w:rPr>
-        <w:t xml:space="preserve"> Docker, Docker Compose, Nginx, Git.</w:t>
+        <w:t xml:space="preserve"> Rust, C#/.NET, WPF, файловые журналы, диагностика.</w:t>
       </w:r>
     </w:p>
     <w:p>
@@ -255,17 +600,27 @@
         <w:keepNext w:val="0"/>
         <w:keepLines/>
         <w:widowControl/>
-        <w:spacing w:before="0" w:after="80" w:line="272" w:lineRule="exact"/>
+        <w:spacing w:before="0" w:after="40" w:line="270" w:lineRule="exact"/>
       </w:pPr>
       <w:r>
         <w:rPr>
-          <w:rFonts w:ascii="Arial" w:hAnsi="Arial"/>
-          <w:b w:val="0"/>
-          <w:color w:val="000000"/>
+          <w:rFonts w:ascii="Segoe UI" w:hAnsi="Segoe UI"/>
+          <w:b/>
+          <w:color w:val="292925"/>
           <w:sz w:val="20"/>
           <w:lang w:val="ru-RU"/>
         </w:rPr>
-        <w:t>Также работал с Go, C#, React, Next.js и Socket.io.</w:t>
+        <w:t>Проверка и запуск:</w:t>
+      </w:r>
+      <w:r>
+        <w:rPr>
+          <w:rFonts w:ascii="Segoe UI" w:hAnsi="Segoe UI"/>
+          <w:b w:val="0"/>
+          <w:color w:val="292925"/>
+          <w:sz w:val="20"/>
+          <w:lang w:val="ru-RU"/>
+        </w:rPr>
+        <w:t xml:space="preserve"> автоматические тесты, GitHub Actions, Docker Compose, Git.</w:t>
       </w:r>
     </w:p>
     <w:p>
@@ -274,249 +629,14 @@
         <w:keepNext/>
         <w:keepLines/>
         <w:widowControl/>
-        <w:spacing w:before="260" w:after="100" w:line="280" w:lineRule="exact"/>
+        <w:spacing w:before="180" w:after="80" w:line="280" w:lineRule="exact"/>
       </w:pPr>
       <w:r>
         <w:rPr>
-          <w:rFonts w:ascii="Arial" w:hAnsi="Arial"/>
+          <w:rFonts w:ascii="Segoe UI" w:hAnsi="Segoe UI"/>
           <w:b/>
-          <w:color w:val="000000"/>
-          <w:sz w:val="22"/>
-          <w:lang w:val="ru-RU"/>
-        </w:rPr>
-        <w:t>Проектная практика</w:t>
-      </w:r>
-    </w:p>
-    <w:p>
-      <w:pPr>
-        <w:keepNext w:val="0"/>
-        <w:keepLines/>
-        <w:widowControl/>
-        <w:tabs>
-          <w:tab w:pos="240" w:val="left"/>
-        </w:tabs>
-        <w:spacing w:before="0" w:after="100" w:line="272" w:lineRule="exact"/>
-        <w:ind w:left="240" w:hanging="200"/>
-        <w:numPr>
-          <w:ilvl w:val="0"/>
-          <w:numId w:val="10"/>
-        </w:numPr>
-      </w:pPr>
-      <w:r>
-        <w:rPr>
-          <w:rFonts w:ascii="Arial" w:hAnsi="Arial"/>
-          <w:b/>
-          <w:color w:val="000000"/>
-          <w:sz w:val="20"/>
-          <w:lang w:val="ru-RU"/>
-        </w:rPr>
-        <w:t>API и доступ:</w:t>
-      </w:r>
-      <w:r>
-        <w:rPr>
-          <w:rFonts w:ascii="Arial" w:hAnsi="Arial"/>
-          <w:b w:val="0"/>
-          <w:color w:val="000000"/>
-          <w:sz w:val="20"/>
-          <w:lang w:val="ru-RU"/>
-        </w:rPr>
-        <w:t xml:space="preserve"> разрабатывал регистрацию, авторизацию, личные кабинеты и админпанели. Настраивал права пользователей по ролям и обновление JWT-токенов.</w:t>
-      </w:r>
-    </w:p>
-    <w:p>
-      <w:pPr>
-        <w:keepNext w:val="0"/>
-        <w:keepLines/>
-        <w:widowControl/>
-        <w:tabs>
-          <w:tab w:pos="240" w:val="left"/>
-        </w:tabs>
-        <w:spacing w:before="0" w:after="100" w:line="272" w:lineRule="exact"/>
-        <w:ind w:left="240" w:hanging="200"/>
-        <w:numPr>
-          <w:ilvl w:val="0"/>
-          <w:numId w:val="10"/>
-        </w:numPr>
-      </w:pPr>
-      <w:r>
-        <w:rPr>
-          <w:rFonts w:ascii="Arial" w:hAnsi="Arial"/>
-          <w:b/>
-          <w:color w:val="000000"/>
-          <w:sz w:val="20"/>
-          <w:lang w:val="ru-RU"/>
-        </w:rPr>
-        <w:t>Базы данных:</w:t>
-      </w:r>
-      <w:r>
-        <w:rPr>
-          <w:rFonts w:ascii="Arial" w:hAnsi="Arial"/>
-          <w:b w:val="0"/>
-          <w:color w:val="000000"/>
-          <w:sz w:val="20"/>
-          <w:lang w:val="ru-RU"/>
-        </w:rPr>
-        <w:t xml:space="preserve"> проектировал таблицы и связи в PostgreSQL. Писал запросы для поиска и фильтрации, SQL-функции для расчёта стоимости и комиссий. В приложении магазина добавлял учёт продаж и остатков.</w:t>
-      </w:r>
-    </w:p>
-    <w:p>
-      <w:pPr>
-        <w:keepNext w:val="0"/>
-        <w:keepLines/>
-        <w:widowControl/>
-        <w:tabs>
-          <w:tab w:pos="240" w:val="left"/>
-        </w:tabs>
-        <w:spacing w:before="0" w:after="100" w:line="272" w:lineRule="exact"/>
-        <w:ind w:left="240" w:hanging="200"/>
-        <w:numPr>
-          <w:ilvl w:val="0"/>
-          <w:numId w:val="10"/>
-        </w:numPr>
-      </w:pPr>
-      <w:r>
-        <w:rPr>
-          <w:rFonts w:ascii="Arial" w:hAnsi="Arial"/>
-          <w:b/>
-          <w:color w:val="000000"/>
-          <w:sz w:val="20"/>
-          <w:lang w:val="ru-RU"/>
-        </w:rPr>
-        <w:t>Документы:</w:t>
-      </w:r>
-      <w:r>
-        <w:rPr>
-          <w:rFonts w:ascii="Arial" w:hAnsi="Arial"/>
-          <w:b w:val="0"/>
-          <w:color w:val="000000"/>
-          <w:sz w:val="20"/>
-          <w:lang w:val="ru-RU"/>
-        </w:rPr>
-        <w:t xml:space="preserve"> сделал загрузку файлов и хранение метаданных. Связал документы с пользователями и группами, добавил управление записями через API.</w:t>
-      </w:r>
-    </w:p>
-    <w:p>
-      <w:pPr>
-        <w:keepNext w:val="0"/>
-        <w:keepLines/>
-        <w:widowControl/>
-        <w:tabs>
-          <w:tab w:pos="240" w:val="left"/>
-        </w:tabs>
-        <w:spacing w:before="0" w:after="100" w:line="272" w:lineRule="exact"/>
-        <w:ind w:left="240" w:hanging="200"/>
-        <w:numPr>
-          <w:ilvl w:val="0"/>
-          <w:numId w:val="10"/>
-        </w:numPr>
-      </w:pPr>
-      <w:r>
-        <w:rPr>
-          <w:rFonts w:ascii="Arial" w:hAnsi="Arial"/>
-          <w:b/>
-          <w:color w:val="000000"/>
-          <w:sz w:val="20"/>
-          <w:lang w:val="ru-RU"/>
-        </w:rPr>
-        <w:t>Запись на услуги:</w:t>
-      </w:r>
-      <w:r>
-        <w:rPr>
-          <w:rFonts w:ascii="Arial" w:hAnsi="Arial"/>
-          <w:b w:val="0"/>
-          <w:color w:val="000000"/>
-          <w:sz w:val="20"/>
-          <w:lang w:val="ru-RU"/>
-        </w:rPr>
-        <w:t xml:space="preserve"> разработал расписание, выбор мастера и времени, статусы записи. Добавил админпанель для управления услугами, клиентами и заявками.</w:t>
-      </w:r>
-    </w:p>
-    <w:p>
-      <w:pPr>
-        <w:keepNext w:val="0"/>
-        <w:keepLines/>
-        <w:widowControl/>
-        <w:tabs>
-          <w:tab w:pos="240" w:val="left"/>
-        </w:tabs>
-        <w:spacing w:before="0" w:after="100" w:line="272" w:lineRule="exact"/>
-        <w:ind w:left="240" w:hanging="200"/>
-        <w:numPr>
-          <w:ilvl w:val="0"/>
-          <w:numId w:val="10"/>
-        </w:numPr>
-      </w:pPr>
-      <w:r>
-        <w:rPr>
-          <w:rFonts w:ascii="Arial" w:hAnsi="Arial"/>
-          <w:b/>
-          <w:color w:val="000000"/>
-          <w:sz w:val="20"/>
-          <w:lang w:val="ru-RU"/>
-        </w:rPr>
-        <w:t>Боты и интеграции:</w:t>
-      </w:r>
-      <w:r>
-        <w:rPr>
-          <w:rFonts w:ascii="Arial" w:hAnsi="Arial"/>
-          <w:b w:val="0"/>
-          <w:color w:val="000000"/>
-          <w:sz w:val="20"/>
-          <w:lang w:val="ru-RU"/>
-        </w:rPr>
-        <w:t xml:space="preserve"> писал Telegram-ботов на Python и Go, обработчики команд и автоматические ответы. Подключал внешние API, настраивал уведомления и обмен сообщениями через Socket.io.</w:t>
-      </w:r>
-    </w:p>
-    <w:p>
-      <w:pPr>
-        <w:keepNext w:val="0"/>
-        <w:keepLines/>
-        <w:widowControl/>
-        <w:tabs>
-          <w:tab w:pos="240" w:val="left"/>
-        </w:tabs>
-        <w:spacing w:before="0" w:after="100" w:line="272" w:lineRule="exact"/>
-        <w:ind w:left="240" w:hanging="200"/>
-        <w:numPr>
-          <w:ilvl w:val="0"/>
-          <w:numId w:val="10"/>
-        </w:numPr>
-      </w:pPr>
-      <w:r>
-        <w:rPr>
-          <w:rFonts w:ascii="Arial" w:hAnsi="Arial"/>
-          <w:b/>
-          <w:color w:val="000000"/>
-          <w:sz w:val="20"/>
-          <w:lang w:val="ru-RU"/>
-        </w:rPr>
-        <w:t>Развёртывание и доработка:</w:t>
-      </w:r>
-      <w:r>
-        <w:rPr>
-          <w:rFonts w:ascii="Arial" w:hAnsi="Arial"/>
-          <w:b w:val="0"/>
-          <w:color w:val="000000"/>
-          <w:sz w:val="20"/>
-          <w:lang w:val="ru-RU"/>
-        </w:rPr>
-        <w:t xml:space="preserve"> готовил приложения к запуску с Docker и Nginx. Дорабатывал сайты для малого бизнеса, исправлял формы и отображение страниц на разных экранах.</w:t>
-      </w:r>
-    </w:p>
-    <w:p>
-      <w:pPr>
-        <w:pStyle w:val="Heading1"/>
-        <w:keepNext/>
-        <w:keepLines/>
-        <w:widowControl/>
-        <w:spacing w:before="260" w:after="100" w:line="280" w:lineRule="exact"/>
-      </w:pPr>
-      <w:r>
-        <w:rPr>
-          <w:rFonts w:ascii="Arial" w:hAnsi="Arial"/>
-          <w:b/>
-          <w:color w:val="000000"/>
-          <w:sz w:val="22"/>
+          <w:color w:val="B74B34"/>
+          <w:sz w:val="21"/>
           <w:lang w:val="ru-RU"/>
         </w:rPr>
         <w:t>Образование</w:t>
@@ -527,59 +647,22 @@
         <w:keepNext w:val="0"/>
         <w:keepLines/>
         <w:widowControl/>
-        <w:spacing w:before="0" w:after="80" w:line="272" w:lineRule="exact"/>
+        <w:spacing w:before="0" w:after="40" w:line="270" w:lineRule="exact"/>
       </w:pPr>
       <w:r>
         <w:rPr>
-          <w:rFonts w:ascii="Arial" w:hAnsi="Arial"/>
+          <w:rFonts w:ascii="Segoe UI" w:hAnsi="Segoe UI"/>
           <w:b w:val="0"/>
-          <w:color w:val="000000"/>
+          <w:color w:val="292925"/>
           <w:sz w:val="20"/>
           <w:lang w:val="ru-RU"/>
         </w:rPr>
         <w:t>СПбПУ Петра Великого, 2026. Среднее профессиональное образование, информационные системы и программирование.</w:t>
       </w:r>
     </w:p>
-    <w:p>
-      <w:pPr>
-        <w:pStyle w:val="Heading1"/>
-        <w:keepNext/>
-        <w:keepLines/>
-        <w:widowControl/>
-        <w:spacing w:before="260" w:after="100" w:line="280" w:lineRule="exact"/>
-      </w:pPr>
-      <w:r>
-        <w:rPr>
-          <w:rFonts w:ascii="Arial" w:hAnsi="Arial"/>
-          <w:b/>
-          <w:color w:val="000000"/>
-          <w:sz w:val="22"/>
-          <w:lang w:val="ru-RU"/>
-        </w:rPr>
-        <w:t>Языки</w:t>
-      </w:r>
-    </w:p>
-    <w:p>
-      <w:pPr>
-        <w:keepNext w:val="0"/>
-        <w:keepLines/>
-        <w:widowControl/>
-        <w:spacing w:before="0" w:after="80" w:line="272" w:lineRule="exact"/>
-      </w:pPr>
-      <w:r>
-        <w:rPr>
-          <w:rFonts w:ascii="Arial" w:hAnsi="Arial"/>
-          <w:b w:val="0"/>
-          <w:color w:val="000000"/>
-          <w:sz w:val="20"/>
-          <w:lang w:val="ru-RU"/>
-        </w:rPr>
-        <w:t>Русский - родной.</w:t>
-      </w:r>
-    </w:p>
     <w:sectPr>
       <w:pgSz w:w="11906" w:h="16838"/>
-      <w:pgMar w:top="1020" w:right="1134" w:bottom="1020" w:left="1134" w:header="720" w:footer="720" w:gutter="0"/>
+      <w:pgMar w:top="935" w:right="1134" w:bottom="935" w:left="1134" w:header="720" w:footer="720" w:gutter="0"/>
       <w:cols w:space="720"/>
       <w:docGrid w:linePitch="360"/>
     </w:sectPr>
@@ -794,7 +877,7 @@
       <w:lvlText w:val="•"/>
       <w:lvlJc w:val="left"/>
       <w:rPr>
-        <w:rFonts w:ascii="Arial" w:hAnsi="Arial"/>
+        <w:rFonts w:ascii="Segoe UI" w:hAnsi="Segoe UI"/>
       </w:rPr>
     </w:lvl>
   </w:abstractNum>
@@ -965,9 +1048,9 @@
     <w:qFormat/>
     <w:rsid w:val="00FC693F"/>
     <w:rPr>
-      <w:rFonts w:ascii="Arial" w:hAnsi="Arial" w:eastAsia="Arial" w:cs="Arial"/>
+      <w:rFonts w:ascii="Segoe UI" w:hAnsi="Segoe UI" w:eastAsia="Segoe UI" w:cs="Segoe UI"/>
       <w:b w:val="0"/>
-      <w:color w:val="000000"/>
+      <w:color w:val="292925"/>
       <w:sz w:val="20"/>
     </w:rPr>
   </w:style>
@@ -1030,11 +1113,11 @@
       <w:outlineLvl w:val="0"/>
     </w:pPr>
     <w:rPr>
-      <w:rFonts w:cstheme="majorBidi" w:ascii="Arial" w:hAnsi="Arial" w:eastAsia="Arial" w:cs="Arial"/>
+      <w:rFonts w:cstheme="majorBidi" w:ascii="Segoe UI" w:hAnsi="Segoe UI" w:eastAsia="Segoe UI" w:cs="Segoe UI"/>
       <w:b/>
       <w:bCs/>
-      <w:color w:val="000000"/>
-      <w:sz w:val="22"/>
+      <w:color w:val="292925"/>
+      <w:sz w:val="21"/>
       <w:szCs w:val="28"/>
     </w:rPr>
   </w:style>
@@ -1316,12 +1399,12 @@
       <w:contextualSpacing/>
     </w:pPr>
     <w:rPr>
-      <w:rFonts w:cstheme="majorBidi" w:ascii="Arial" w:hAnsi="Arial" w:eastAsia="Arial" w:cs="Arial"/>
+      <w:rFonts w:cstheme="majorBidi" w:ascii="Segoe UI" w:hAnsi="Segoe UI" w:eastAsia="Segoe UI" w:cs="Segoe UI"/>
       <w:b/>
-      <w:color w:val="000000"/>
+      <w:color w:val="292925"/>
       <w:spacing w:val="5"/>
       <w:kern w:val="28"/>
-      <w:sz w:val="48"/>
+      <w:sz w:val="54"/>
       <w:szCs w:val="52"/>
     </w:rPr>
   </w:style>
